--- a/Data and protocos Houbara and Human activities Morocco/Standardized_Houbara_Counts_Compilation.docx
+++ b/Data and protocos Houbara and Human activities Morocco/Standardized_Houbara_Counts_Compilation.docx
@@ -658,7 +658,7 @@
                 <w:noProof/>
                 <w:lang w:val="en-GB"/>
               </w:rPr>
-              <w:t>22/07/2025</w:t>
+              <w:t>19/12/2025</w:t>
             </w:r>
             <w:r>
               <w:rPr>
@@ -1785,7 +1785,20 @@
         <w:rPr>
           <w:lang w:val="en-GB"/>
         </w:rPr>
-        <w:t xml:space="preserve"> in January-February and July-August in 2001 </w:t>
+        <w:t xml:space="preserve"> in </w:t>
+      </w:r>
+      <w:r>
+        <w:rPr>
+          <w:highlight w:val="yellow"/>
+          <w:lang w:val="en-GB"/>
+        </w:rPr>
+        <w:t>January-February and July-August</w:t>
+      </w:r>
+      <w:r>
+        <w:rPr>
+          <w:lang w:val="en-GB"/>
+        </w:rPr>
+        <w:t xml:space="preserve"> in 2001 </w:t>
       </w:r>
       <w:r>
         <w:rPr>
@@ -15066,7 +15079,7 @@
         </w:rPr>
         <w:lastRenderedPageBreak/>
         <w:drawing>
-          <wp:inline distT="0" distB="0" distL="0" distR="0" wp14:anchorId="10DEEBA5" wp14:editId="2A6708DE">
+          <wp:inline distT="0" distB="0" distL="0" distR="0" wp14:anchorId="10DEEBA5" wp14:editId="4B5EAD61">
             <wp:extent cx="5990642" cy="3656609"/>
             <wp:effectExtent l="0" t="0" r="0" b="1270"/>
             <wp:docPr id="2019029370" name="Image 2" descr="Une image contenant texte, carte, capture d’écran, atlas&#10;&#10;Le contenu généré par l’IA peut être incorrect."/>
@@ -15188,7 +15201,7 @@
           <w:noProof/>
         </w:rPr>
         <w:drawing>
-          <wp:inline distT="0" distB="0" distL="0" distR="0" wp14:anchorId="476D69B1" wp14:editId="0A383C1E">
+          <wp:inline distT="0" distB="0" distL="0" distR="0" wp14:anchorId="476D69B1" wp14:editId="1174DD69">
             <wp:extent cx="5865425" cy="3666226"/>
             <wp:effectExtent l="0" t="0" r="2540" b="0"/>
             <wp:docPr id="1624682015" name="Image 3" descr="Une image contenant texte, carte, capture d’écran, atlas&#10;&#10;Le contenu généré par l’IA peut être incorrect."/>
